--- a/policies/build/chapters_v2/PSQ/document/PSQ_Package_v2/PSQ7/SOP_PSQ7_incident_management_and_safety_events.docx
+++ b/policies/build/chapters_v2/PSQ/document/PSQ_Package_v2/PSQ7/SOP_PSQ7_incident_management_and_safety_events.docx
@@ -321,42 +321,27 @@
     </w:p>
     <w:p>
       <w:r>
-        <w:t xml:space="preserve">Quality Coordinator: </w:t>
-      </w:r>
-      <w:r>
-        <w:t>leads day-to-day work on this policy and owns the required records.</w:t>
+        <w:t xml:space="preserve">Quality Coordinator: leads day-to-day work on this policy and owns the required records.</w:t>
       </w:r>
     </w:p>
     <w:p>
       <w:r>
-        <w:t xml:space="preserve">Safety/Quality Committee: </w:t>
-      </w:r>
-      <w:r>
-        <w:t>reviews progress on this policy at least monthly and signs off the annual review.</w:t>
+        <w:t xml:space="preserve">Safety/Quality Committee: reviews progress on this policy at least monthly and signs off the annual review.</w:t>
       </w:r>
     </w:p>
     <w:p>
       <w:r>
-        <w:t xml:space="preserve">Department Heads: </w:t>
-      </w:r>
-      <w:r>
-        <w:t>carry out the parts of this policy that apply within their own department.</w:t>
+        <w:t xml:space="preserve">Department Heads: carry out the parts of this policy that apply within their own department.</w:t>
       </w:r>
     </w:p>
     <w:p>
       <w:r>
-        <w:t xml:space="preserve">Medical Superintendent / Governing Body: </w:t>
-      </w:r>
-      <w:r>
-        <w:t>provides resources and reviews outcomes reported to them.</w:t>
+        <w:t xml:space="preserve">Medical Superintendent / Governing Body: provides resources and reviews outcomes reported to them.</w:t>
       </w:r>
     </w:p>
     <w:p>
       <w:r>
-        <w:t xml:space="preserve">All staff in scope: </w:t>
-      </w:r>
-      <w:r>
-        <w:t>follow the steps below and raise any Stop-Work concern immediately, without waiting for permission.</w:t>
+        <w:t xml:space="preserve">All staff in scope: follow the steps below and raise any Stop-Work concern immediately, without waiting for permission.</w:t>
       </w:r>
     </w:p>
     <w:p>
@@ -655,6 +640,14 @@
     </w:p>
     <w:p>
       <w:pPr>
+        <w:pStyle w:val="ListParagraph"/>
+      </w:pPr>
+      <w:r>
+        <w:t>Note: this CMS guidance is cited for RCA technique only. NABH does not mandate this specific methodology or body — the requirement to conduct and document a root-cause analysis comes from NABH’s own PSQ.7 standard, which any structured RCA technique can satisfy.</w:t>
+      </w:r>
+    </w:p>
+    <w:p>
+      <w:pPr>
         <w:pStyle w:val="Heading2"/>
       </w:pPr>
       <w:r>
@@ -719,6 +712,14 @@
           <w:t>Centers for Medicare &amp; Medicaid Services. (n.d.). Guidance for performing root cause analysis (RCA) with performance improvement projects (PIPs).</w:t>
         </w:r>
       </w:hyperlink>
+    </w:p>
+    <w:p>
+      <w:pPr>
+        <w:pStyle w:val="ListParagraph"/>
+      </w:pPr>
+      <w:r>
+        <w:t>Note: this CMS guidance is cited for RCA technique only. NABH does not mandate this specific methodology or body — the requirement to conduct and document a root-cause analysis comes from NABH’s own PSQ.7 standard, which any structured RCA technique can satisfy.</w:t>
+      </w:r>
     </w:p>
     <w:p>
       <w:pPr>

--- a/policies/build/chapters_v2/PSQ/document/PSQ_Package_v2/PSQ7/SOP_PSQ7_incident_management_and_safety_events.docx
+++ b/policies/build/chapters_v2/PSQ/document/PSQ_Package_v2/PSQ7/SOP_PSQ7_incident_management_and_safety_events.docx
@@ -463,13 +463,12 @@
           <w:b/>
           <w:i/>
         </w:rPr>
-        <w:t xml:space="preserve">Why this step matters: </w:t>
+        <w:t>Why this step matters: A reporting system staff don't trust gets used to hide problems instead of surfacing them — simplicity and a genuinely no-blame framing are what make people actually use it.</w:t>
       </w:r>
       <w:r>
         <w:rPr>
           <w:i/>
         </w:rPr>
-        <w:t>This is the paper trail that proves the requirement was actually carried out, not just described in the policy. NABH checks this as part of how a genuine patient-safety and quality programme actually runs.</w:t>
       </w:r>
     </w:p>
     <w:p>
@@ -525,13 +524,12 @@
           <w:b/>
           <w:i/>
         </w:rPr>
-        <w:t xml:space="preserve">Why this step matters: </w:t>
+        <w:t>Why this step matters: Without a written list agreed in advance, whether an event counts as 'sentinel' becomes a judgment call made in the heat of the moment by whoever happens to be on shift.</w:t>
       </w:r>
       <w:r>
         <w:rPr>
           <w:i/>
         </w:rPr>
-        <w:t>This is the paper trail that proves the requirement was actually carried out, not just described in the policy. NABH checks this as part of how a genuine patient-safety and quality programme actually runs.</w:t>
       </w:r>
     </w:p>
     <w:p>
@@ -580,13 +578,12 @@
           <w:b/>
           <w:i/>
         </w:rPr>
-        <w:t xml:space="preserve">Why this step matters: </w:t>
+        <w:t>Why this step matters: Stopping at the first visible mistake — a tired nurse, a rushed doctor — fixes nothing; the same system failure will cause the next person to make the same error.</w:t>
       </w:r>
       <w:r>
         <w:rPr>
           <w:i/>
         </w:rPr>
-        <w:t>This is the paper trail that proves the requirement was actually carried out, not just described in the policy. NABH checks this as part of how a genuine patient-safety and quality programme actually runs.</w:t>
       </w:r>
     </w:p>
     <w:p>
@@ -660,13 +657,12 @@
           <w:b/>
           <w:i/>
         </w:rPr>
-        <w:t xml:space="preserve">Why this step matters: </w:t>
+        <w:t>Why this step matters: Fixing today's specific case without a preventive action for the system behind it guarantees the same incident happens again, just to someone else.</w:t>
       </w:r>
       <w:r>
         <w:rPr>
           <w:i/>
         </w:rPr>
-        <w:t>This is the paper trail that proves the requirement was actually carried out, not just described in the policy. NABH checks this as part of how a genuine patient-safety and quality programme actually runs.</w:t>
       </w:r>
     </w:p>
     <w:p>
@@ -735,13 +731,12 @@
           <w:b/>
           <w:i/>
         </w:rPr>
-        <w:t xml:space="preserve">Why this step matters: </w:t>
+        <w:t>Why this step matters: A risk an incident investigation uncovers but never adds to the risk register gets forgotten the moment that incident's file is closed.</w:t>
       </w:r>
       <w:r>
         <w:rPr>
           <w:i/>
         </w:rPr>
-        <w:t>This is the paper trail that proves the requirement was actually carried out, not just described in the policy. NABH checks this as part of how a genuine patient-safety and quality programme actually runs.</w:t>
       </w:r>
     </w:p>
     <w:p>
@@ -792,13 +787,12 @@
           <w:b/>
           <w:i/>
         </w:rPr>
-        <w:t xml:space="preserve">Why this step matters: </w:t>
+        <w:t>Why this step matters: A patient or family who learns what happened from someone other than the hospital loses a kind of trust that's very hard to rebuild.</w:t>
       </w:r>
       <w:r>
         <w:rPr>
           <w:i/>
         </w:rPr>
-        <w:t>This is the paper trail that proves the requirement was actually carried out, not just described in the policy. NABH checks this as part of how a genuine patient-safety and quality programme actually runs.</w:t>
       </w:r>
     </w:p>
     <w:p>
@@ -906,7 +900,7 @@
         <w:rPr>
           <w:i/>
         </w:rPr>
-        <w:t>NABH — Accreditation Standards for Hospitals, 6th Edition, PSQ.7 — named source, no working link could be verified from here; check directly.</w:t>
+        <w:t>National Accreditation Board for Hospitals and Healthcare Providers. (2025). NABH accreditation standards for hospitals (6th ed.), PSQ.7. ISBN 978-81-965264-9-8. https://portal.nabh.co/images/Standards/NABH%20Hospital%20Accreditation%20Standard%206th%20Edition%20January%202025.pdf</w:t>
       </w:r>
     </w:p>
     <w:p>

--- a/policies/build/chapters_v2/PSQ/document/PSQ_Package_v2/PSQ7/SOP_PSQ7_incident_management_and_safety_events.docx
+++ b/policies/build/chapters_v2/PSQ/document/PSQ_Package_v2/PSQ7/SOP_PSQ7_incident_management_and_safety_events.docx
@@ -896,12 +896,15 @@
       <w:pPr>
         <w:pStyle w:val="ListParagraph"/>
       </w:pPr>
-      <w:r>
-        <w:rPr>
-          <w:i/>
-        </w:rPr>
-        <w:t>National Accreditation Board for Hospitals and Healthcare Providers. (2025). NABH accreditation standards for hospitals (6th ed.), PSQ.7. ISBN 978-81-965264-9-8. https://portal.nabh.co/images/Standards/NABH%20Hospital%20Accreditation%20Standard%206th%20Edition%20January%202025.pdf</w:t>
-      </w:r>
+      <w:hyperlink r:id="rId13">
+        <w:r>
+          <w:rPr>
+            <w:rStyle w:val="Hyperlink"/>
+            <w:i/>
+          </w:rPr>
+          <w:t>National Accreditation Board for Hospitals and Healthcare Providers. (2025). NABH accreditation standards for hospitals (6th ed.), PSQ.7. ISBN 978-81-965264-9-8. https://portal.nabh.co/images/Standards/NABH%20Hospital%20Accreditation%20Standard%206th%20Edition%20January%202025.pdf</w:t>
+        </w:r>
+      </w:hyperlink>
     </w:p>
     <w:p>
       <w:pPr>
